--- a/documents/diplomatic/128/transcription.docx
+++ b/documents/diplomatic/128/transcription.docx
@@ -56,8 +56,8 @@
       <w:r>
         <w:rPr>
           <w:rFonts w:ascii="Times New Roman" w:cs="Times New Roman" w:eastAsia="Times New Roman" w:hAnsi="Times New Roman"/>
-          <w:b w:val="0"/>
-          <w:bCs w:val="0"/>
+          <w:b w:val="1"/>
+          <w:bCs w:val="1"/>
           <w:i w:val="0"/>
           <w:iCs w:val="0"/>
           <w:smallCaps w:val="0"/>
@@ -72,50 +72,45 @@
         </w:rPr>
         <w:t xml:space="preserve">Bologne li 16 Maggio 1861.</w:t>
       </w:r>
-      <w:r>
-        <w:rPr>
-          <w:rtl w:val="0"/>
-        </w:rPr>
-      </w:r>
-    </w:p>
-    <w:p>
-      <w:pPr>
-        <w:keepNext w:val="0"/>
-        <w:keepLines w:val="0"/>
-        <w:pageBreakBefore w:val="0"/>
-        <w:widowControl w:val="1"/>
-        <w:pBdr>
-          <w:top w:space="0" w:sz="0" w:val="nil"/>
-          <w:left w:space="0" w:sz="0" w:val="nil"/>
-          <w:bottom w:space="0" w:sz="0" w:val="nil"/>
-          <w:right w:space="0" w:sz="0" w:val="nil"/>
-          <w:between w:space="0" w:sz="0" w:val="nil"/>
-        </w:pBdr>
-        <w:shd w:fill="auto" w:val="clear"/>
-        <w:spacing w:after="160" w:before="0" w:line="240" w:lineRule="auto"/>
-        <w:ind w:left="0" w:right="0" w:firstLine="0"/>
-        <w:jc w:val="left"/>
-        <w:rPr>
-          <w:rFonts w:ascii="Times New Roman" w:cs="Times New Roman" w:eastAsia="Times New Roman" w:hAnsi="Times New Roman"/>
-          <w:b w:val="0"/>
-          <w:bCs w:val="0"/>
-          <w:i w:val="0"/>
-          <w:iCs w:val="0"/>
-          <w:smallCaps w:val="0"/>
-          <w:strike w:val="0"/>
-          <w:color w:val="000000"/>
-          <w:sz w:val="24"/>
-          <w:szCs w:val="24"/>
-          <w:u w:val="none"/>
-          <w:shd w:fill="auto" w:val="clear"/>
-          <w:vertAlign w:val="baseline"/>
-        </w:rPr>
-      </w:pPr>
-      <w:r>
-        <w:rPr>
-          <w:rFonts w:ascii="Times New Roman" w:cs="Times New Roman" w:eastAsia="Times New Roman" w:hAnsi="Times New Roman"/>
-          <w:b w:val="0"/>
-          <w:bCs w:val="0"/>
+    </w:p>
+    <w:p>
+      <w:pPr>
+        <w:keepNext w:val="0"/>
+        <w:keepLines w:val="0"/>
+        <w:pageBreakBefore w:val="0"/>
+        <w:widowControl w:val="1"/>
+        <w:pBdr>
+          <w:top w:space="0" w:sz="0" w:val="nil"/>
+          <w:left w:space="0" w:sz="0" w:val="nil"/>
+          <w:bottom w:space="0" w:sz="0" w:val="nil"/>
+          <w:right w:space="0" w:sz="0" w:val="nil"/>
+          <w:between w:space="0" w:sz="0" w:val="nil"/>
+        </w:pBdr>
+        <w:shd w:fill="auto" w:val="clear"/>
+        <w:spacing w:after="160" w:before="0" w:line="240" w:lineRule="auto"/>
+        <w:ind w:left="0" w:right="0" w:firstLine="0"/>
+        <w:jc w:val="left"/>
+        <w:rPr>
+          <w:rFonts w:ascii="Times New Roman" w:cs="Times New Roman" w:eastAsia="Times New Roman" w:hAnsi="Times New Roman"/>
+          <w:b w:val="1"/>
+          <w:bCs w:val="1"/>
+          <w:i w:val="0"/>
+          <w:iCs w:val="0"/>
+          <w:smallCaps w:val="0"/>
+          <w:strike w:val="0"/>
+          <w:color w:val="000000"/>
+          <w:sz w:val="24"/>
+          <w:szCs w:val="24"/>
+          <w:u w:val="none"/>
+          <w:shd w:fill="auto" w:val="clear"/>
+          <w:vertAlign w:val="baseline"/>
+        </w:rPr>
+      </w:pPr>
+      <w:r>
+        <w:rPr>
+          <w:rFonts w:ascii="Times New Roman" w:cs="Times New Roman" w:eastAsia="Times New Roman" w:hAnsi="Times New Roman"/>
+          <w:b w:val="1"/>
+          <w:bCs w:val="1"/>
           <w:i w:val="0"/>
           <w:iCs w:val="0"/>
           <w:smallCaps w:val="0"/>
@@ -150,25 +145,25 @@
         <w:jc w:val="left"/>
         <w:rPr>
           <w:rFonts w:ascii="Times New Roman" w:cs="Times New Roman" w:eastAsia="Times New Roman" w:hAnsi="Times New Roman"/>
-          <w:b w:val="0"/>
-          <w:bCs w:val="0"/>
-          <w:i w:val="0"/>
-          <w:iCs w:val="0"/>
-          <w:smallCaps w:val="0"/>
-          <w:strike w:val="0"/>
-          <w:color w:val="000000"/>
-          <w:sz w:val="24"/>
-          <w:szCs w:val="24"/>
-          <w:u w:val="none"/>
-          <w:shd w:fill="auto" w:val="clear"/>
-          <w:vertAlign w:val="baseline"/>
-        </w:rPr>
-      </w:pPr>
-      <w:r>
-        <w:rPr>
-          <w:rFonts w:ascii="Times New Roman" w:cs="Times New Roman" w:eastAsia="Times New Roman" w:hAnsi="Times New Roman"/>
-          <w:b w:val="0"/>
-          <w:bCs w:val="0"/>
+          <w:b w:val="1"/>
+          <w:bCs w:val="1"/>
+          <w:i w:val="0"/>
+          <w:iCs w:val="0"/>
+          <w:smallCaps w:val="0"/>
+          <w:strike w:val="0"/>
+          <w:color w:val="000000"/>
+          <w:sz w:val="24"/>
+          <w:szCs w:val="24"/>
+          <w:u w:val="none"/>
+          <w:shd w:fill="auto" w:val="clear"/>
+          <w:vertAlign w:val="baseline"/>
+        </w:rPr>
+      </w:pPr>
+      <w:r>
+        <w:rPr>
+          <w:rFonts w:ascii="Times New Roman" w:cs="Times New Roman" w:eastAsia="Times New Roman" w:hAnsi="Times New Roman"/>
+          <w:b w:val="1"/>
+          <w:bCs w:val="1"/>
           <w:i w:val="0"/>
           <w:iCs w:val="0"/>
           <w:smallCaps w:val="0"/>
@@ -203,25 +198,25 @@
         <w:jc w:val="left"/>
         <w:rPr>
           <w:rFonts w:ascii="Times New Roman" w:cs="Times New Roman" w:eastAsia="Times New Roman" w:hAnsi="Times New Roman"/>
-          <w:b w:val="0"/>
-          <w:bCs w:val="0"/>
-          <w:i w:val="0"/>
-          <w:iCs w:val="0"/>
-          <w:smallCaps w:val="0"/>
-          <w:strike w:val="0"/>
-          <w:color w:val="000000"/>
-          <w:sz w:val="24"/>
-          <w:szCs w:val="24"/>
-          <w:u w:val="none"/>
-          <w:shd w:fill="auto" w:val="clear"/>
-          <w:vertAlign w:val="baseline"/>
-        </w:rPr>
-      </w:pPr>
-      <w:r>
-        <w:rPr>
-          <w:rFonts w:ascii="Times New Roman" w:cs="Times New Roman" w:eastAsia="Times New Roman" w:hAnsi="Times New Roman"/>
-          <w:b w:val="0"/>
-          <w:bCs w:val="0"/>
+          <w:b w:val="1"/>
+          <w:bCs w:val="1"/>
+          <w:i w:val="0"/>
+          <w:iCs w:val="0"/>
+          <w:smallCaps w:val="0"/>
+          <w:strike w:val="0"/>
+          <w:color w:val="000000"/>
+          <w:sz w:val="24"/>
+          <w:szCs w:val="24"/>
+          <w:u w:val="none"/>
+          <w:shd w:fill="auto" w:val="clear"/>
+          <w:vertAlign w:val="baseline"/>
+        </w:rPr>
+      </w:pPr>
+      <w:r>
+        <w:rPr>
+          <w:rFonts w:ascii="Times New Roman" w:cs="Times New Roman" w:eastAsia="Times New Roman" w:hAnsi="Times New Roman"/>
+          <w:b w:val="1"/>
+          <w:bCs w:val="1"/>
           <w:i w:val="0"/>
           <w:iCs w:val="0"/>
           <w:smallCaps w:val="0"/>
@@ -240,6 +235,8 @@
       <w:r>
         <w:rPr>
           <w:rFonts w:ascii="Times New Roman" w:cs="Times New Roman" w:eastAsia="Times New Roman" w:hAnsi="Times New Roman"/>
+          <w:b w:val="1"/>
+          <w:bCs w:val="1"/>
           <w:rtl w:val="0"/>
         </w:rPr>
         <w:t xml:space="preserve">Il est Chargé</w:t>
@@ -247,8 +244,8 @@
       <w:r>
         <w:rPr>
           <w:rFonts w:ascii="Times New Roman" w:cs="Times New Roman" w:eastAsia="Times New Roman" w:hAnsi="Times New Roman"/>
-          <w:b w:val="0"/>
-          <w:bCs w:val="0"/>
+          <w:b w:val="1"/>
+          <w:bCs w:val="1"/>
           <w:i w:val="0"/>
           <w:iCs w:val="0"/>
           <w:smallCaps w:val="0"/>
@@ -283,25 +280,25 @@
         <w:jc w:val="left"/>
         <w:rPr>
           <w:rFonts w:ascii="Times New Roman" w:cs="Times New Roman" w:eastAsia="Times New Roman" w:hAnsi="Times New Roman"/>
-          <w:b w:val="0"/>
-          <w:bCs w:val="0"/>
-          <w:i w:val="0"/>
-          <w:iCs w:val="0"/>
-          <w:smallCaps w:val="0"/>
-          <w:strike w:val="0"/>
-          <w:color w:val="000000"/>
-          <w:sz w:val="24"/>
-          <w:szCs w:val="24"/>
-          <w:u w:val="none"/>
-          <w:shd w:fill="auto" w:val="clear"/>
-          <w:vertAlign w:val="baseline"/>
-        </w:rPr>
-      </w:pPr>
-      <w:r>
-        <w:rPr>
-          <w:rFonts w:ascii="Times New Roman" w:cs="Times New Roman" w:eastAsia="Times New Roman" w:hAnsi="Times New Roman"/>
-          <w:b w:val="0"/>
-          <w:bCs w:val="0"/>
+          <w:b w:val="1"/>
+          <w:bCs w:val="1"/>
+          <w:i w:val="0"/>
+          <w:iCs w:val="0"/>
+          <w:smallCaps w:val="0"/>
+          <w:strike w:val="0"/>
+          <w:color w:val="000000"/>
+          <w:sz w:val="24"/>
+          <w:szCs w:val="24"/>
+          <w:u w:val="none"/>
+          <w:shd w:fill="auto" w:val="clear"/>
+          <w:vertAlign w:val="baseline"/>
+        </w:rPr>
+      </w:pPr>
+      <w:r>
+        <w:rPr>
+          <w:rFonts w:ascii="Times New Roman" w:cs="Times New Roman" w:eastAsia="Times New Roman" w:hAnsi="Times New Roman"/>
+          <w:b w:val="1"/>
+          <w:bCs w:val="1"/>
           <w:i w:val="0"/>
           <w:iCs w:val="0"/>
           <w:smallCaps w:val="0"/>
@@ -1190,8 +1187,8 @@
       <w:r>
         <w:rPr>
           <w:rFonts w:ascii="Times New Roman" w:cs="Times New Roman" w:eastAsia="Times New Roman" w:hAnsi="Times New Roman"/>
-          <w:b w:val="0"/>
-          <w:bCs w:val="0"/>
+          <w:b w:val="1"/>
+          <w:bCs w:val="1"/>
           <w:i w:val="0"/>
           <w:iCs w:val="0"/>
           <w:smallCaps w:val="0"/>
@@ -1206,50 +1203,45 @@
         </w:rPr>
         <w:t xml:space="preserve">Torino li 24 Giugno 1861.</w:t>
       </w:r>
-      <w:r>
-        <w:rPr>
-          <w:rtl w:val="0"/>
-        </w:rPr>
-      </w:r>
-    </w:p>
-    <w:p>
-      <w:pPr>
-        <w:keepNext w:val="0"/>
-        <w:keepLines w:val="0"/>
-        <w:pageBreakBefore w:val="0"/>
-        <w:widowControl w:val="1"/>
-        <w:pBdr>
-          <w:top w:space="0" w:sz="0" w:val="nil"/>
-          <w:left w:space="0" w:sz="0" w:val="nil"/>
-          <w:bottom w:space="0" w:sz="0" w:val="nil"/>
-          <w:right w:space="0" w:sz="0" w:val="nil"/>
-          <w:between w:space="0" w:sz="0" w:val="nil"/>
-        </w:pBdr>
-        <w:shd w:fill="auto" w:val="clear"/>
-        <w:spacing w:after="160" w:before="0" w:line="240" w:lineRule="auto"/>
-        <w:ind w:left="0" w:right="0" w:firstLine="0"/>
-        <w:jc w:val="left"/>
-        <w:rPr>
-          <w:rFonts w:ascii="Times New Roman" w:cs="Times New Roman" w:eastAsia="Times New Roman" w:hAnsi="Times New Roman"/>
-          <w:b w:val="0"/>
-          <w:bCs w:val="0"/>
-          <w:i w:val="0"/>
-          <w:iCs w:val="0"/>
-          <w:smallCaps w:val="0"/>
-          <w:strike w:val="0"/>
-          <w:color w:val="000000"/>
-          <w:sz w:val="24"/>
-          <w:szCs w:val="24"/>
-          <w:u w:val="none"/>
-          <w:shd w:fill="auto" w:val="clear"/>
-          <w:vertAlign w:val="baseline"/>
-        </w:rPr>
-      </w:pPr>
-      <w:r>
-        <w:rPr>
-          <w:rFonts w:ascii="Times New Roman" w:cs="Times New Roman" w:eastAsia="Times New Roman" w:hAnsi="Times New Roman"/>
-          <w:b w:val="0"/>
-          <w:bCs w:val="0"/>
+    </w:p>
+    <w:p>
+      <w:pPr>
+        <w:keepNext w:val="0"/>
+        <w:keepLines w:val="0"/>
+        <w:pageBreakBefore w:val="0"/>
+        <w:widowControl w:val="1"/>
+        <w:pBdr>
+          <w:top w:space="0" w:sz="0" w:val="nil"/>
+          <w:left w:space="0" w:sz="0" w:val="nil"/>
+          <w:bottom w:space="0" w:sz="0" w:val="nil"/>
+          <w:right w:space="0" w:sz="0" w:val="nil"/>
+          <w:between w:space="0" w:sz="0" w:val="nil"/>
+        </w:pBdr>
+        <w:shd w:fill="auto" w:val="clear"/>
+        <w:spacing w:after="160" w:before="0" w:line="240" w:lineRule="auto"/>
+        <w:ind w:left="0" w:right="0" w:firstLine="0"/>
+        <w:jc w:val="left"/>
+        <w:rPr>
+          <w:rFonts w:ascii="Times New Roman" w:cs="Times New Roman" w:eastAsia="Times New Roman" w:hAnsi="Times New Roman"/>
+          <w:b w:val="1"/>
+          <w:bCs w:val="1"/>
+          <w:i w:val="0"/>
+          <w:iCs w:val="0"/>
+          <w:smallCaps w:val="0"/>
+          <w:strike w:val="0"/>
+          <w:color w:val="000000"/>
+          <w:sz w:val="24"/>
+          <w:szCs w:val="24"/>
+          <w:u w:val="none"/>
+          <w:shd w:fill="auto" w:val="clear"/>
+          <w:vertAlign w:val="baseline"/>
+        </w:rPr>
+      </w:pPr>
+      <w:r>
+        <w:rPr>
+          <w:rFonts w:ascii="Times New Roman" w:cs="Times New Roman" w:eastAsia="Times New Roman" w:hAnsi="Times New Roman"/>
+          <w:b w:val="1"/>
+          <w:bCs w:val="1"/>
           <w:i w:val="0"/>
           <w:iCs w:val="0"/>
           <w:smallCaps w:val="0"/>
@@ -1284,25 +1276,25 @@
         <w:jc w:val="left"/>
         <w:rPr>
           <w:rFonts w:ascii="Times New Roman" w:cs="Times New Roman" w:eastAsia="Times New Roman" w:hAnsi="Times New Roman"/>
-          <w:b w:val="0"/>
-          <w:bCs w:val="0"/>
-          <w:i w:val="0"/>
-          <w:iCs w:val="0"/>
-          <w:smallCaps w:val="0"/>
-          <w:strike w:val="0"/>
-          <w:color w:val="000000"/>
-          <w:sz w:val="24"/>
-          <w:szCs w:val="24"/>
-          <w:u w:val="none"/>
-          <w:shd w:fill="auto" w:val="clear"/>
-          <w:vertAlign w:val="baseline"/>
-        </w:rPr>
-      </w:pPr>
-      <w:r>
-        <w:rPr>
-          <w:rFonts w:ascii="Times New Roman" w:cs="Times New Roman" w:eastAsia="Times New Roman" w:hAnsi="Times New Roman"/>
-          <w:b w:val="0"/>
-          <w:bCs w:val="0"/>
+          <w:b w:val="1"/>
+          <w:bCs w:val="1"/>
+          <w:i w:val="0"/>
+          <w:iCs w:val="0"/>
+          <w:smallCaps w:val="0"/>
+          <w:strike w:val="0"/>
+          <w:color w:val="000000"/>
+          <w:sz w:val="24"/>
+          <w:szCs w:val="24"/>
+          <w:u w:val="none"/>
+          <w:shd w:fill="auto" w:val="clear"/>
+          <w:vertAlign w:val="baseline"/>
+        </w:rPr>
+      </w:pPr>
+      <w:r>
+        <w:rPr>
+          <w:rFonts w:ascii="Times New Roman" w:cs="Times New Roman" w:eastAsia="Times New Roman" w:hAnsi="Times New Roman"/>
+          <w:b w:val="1"/>
+          <w:bCs w:val="1"/>
           <w:i w:val="0"/>
           <w:iCs w:val="0"/>
           <w:smallCaps w:val="0"/>
@@ -1337,13 +1329,15 @@
         <w:jc w:val="left"/>
         <w:rPr>
           <w:rFonts w:ascii="Times New Roman" w:cs="Times New Roman" w:eastAsia="Times New Roman" w:hAnsi="Times New Roman"/>
-        </w:rPr>
-      </w:pPr>
-      <w:r>
-        <w:rPr>
-          <w:rFonts w:ascii="Times New Roman" w:cs="Times New Roman" w:eastAsia="Times New Roman" w:hAnsi="Times New Roman"/>
-          <w:b w:val="0"/>
-          <w:bCs w:val="0"/>
+          <w:b w:val="1"/>
+          <w:bCs w:val="1"/>
+        </w:rPr>
+      </w:pPr>
+      <w:r>
+        <w:rPr>
+          <w:rFonts w:ascii="Times New Roman" w:cs="Times New Roman" w:eastAsia="Times New Roman" w:hAnsi="Times New Roman"/>
+          <w:b w:val="1"/>
+          <w:bCs w:val="1"/>
           <w:i w:val="0"/>
           <w:iCs w:val="0"/>
           <w:smallCaps w:val="0"/>
@@ -1362,6 +1356,8 @@
       <w:r>
         <w:rPr>
           <w:rFonts w:ascii="Times New Roman" w:cs="Times New Roman" w:eastAsia="Times New Roman" w:hAnsi="Times New Roman"/>
+          <w:b w:val="1"/>
+          <w:bCs w:val="1"/>
           <w:rtl w:val="0"/>
         </w:rPr>
         <w:t xml:space="preserve">Il est Chargé</w:t>
@@ -1369,8 +1365,8 @@
       <w:r>
         <w:rPr>
           <w:rFonts w:ascii="Times New Roman" w:cs="Times New Roman" w:eastAsia="Times New Roman" w:hAnsi="Times New Roman"/>
-          <w:b w:val="0"/>
-          <w:bCs w:val="0"/>
+          <w:b w:val="1"/>
+          <w:bCs w:val="1"/>
           <w:i w:val="0"/>
           <w:iCs w:val="0"/>
           <w:smallCaps w:val="0"/>
@@ -1410,25 +1406,25 @@
         <w:jc w:val="left"/>
         <w:rPr>
           <w:rFonts w:ascii="Times New Roman" w:cs="Times New Roman" w:eastAsia="Times New Roman" w:hAnsi="Times New Roman"/>
-          <w:b w:val="0"/>
-          <w:bCs w:val="0"/>
-          <w:i w:val="0"/>
-          <w:iCs w:val="0"/>
-          <w:smallCaps w:val="0"/>
-          <w:strike w:val="0"/>
-          <w:color w:val="000000"/>
-          <w:sz w:val="24"/>
-          <w:szCs w:val="24"/>
-          <w:u w:val="none"/>
-          <w:shd w:fill="auto" w:val="clear"/>
-          <w:vertAlign w:val="baseline"/>
-        </w:rPr>
-      </w:pPr>
-      <w:r>
-        <w:rPr>
-          <w:rFonts w:ascii="Times New Roman" w:cs="Times New Roman" w:eastAsia="Times New Roman" w:hAnsi="Times New Roman"/>
-          <w:b w:val="0"/>
-          <w:bCs w:val="0"/>
+          <w:b w:val="1"/>
+          <w:bCs w:val="1"/>
+          <w:i w:val="0"/>
+          <w:iCs w:val="0"/>
+          <w:smallCaps w:val="0"/>
+          <w:strike w:val="0"/>
+          <w:color w:val="000000"/>
+          <w:sz w:val="24"/>
+          <w:szCs w:val="24"/>
+          <w:u w:val="none"/>
+          <w:shd w:fill="auto" w:val="clear"/>
+          <w:vertAlign w:val="baseline"/>
+        </w:rPr>
+      </w:pPr>
+      <w:r>
+        <w:rPr>
+          <w:rFonts w:ascii="Times New Roman" w:cs="Times New Roman" w:eastAsia="Times New Roman" w:hAnsi="Times New Roman"/>
+          <w:b w:val="1"/>
+          <w:bCs w:val="1"/>
           <w:i w:val="0"/>
           <w:iCs w:val="0"/>
           <w:smallCaps w:val="0"/>
@@ -2274,12 +2270,16 @@
         <w:spacing w:after="280" w:before="280" w:line="240" w:lineRule="auto"/>
         <w:rPr>
           <w:rFonts w:ascii="Times New Roman" w:cs="Times New Roman" w:eastAsia="Times New Roman" w:hAnsi="Times New Roman"/>
-          <w:color w:val="000000"/>
-        </w:rPr>
-      </w:pPr>
-      <w:r>
-        <w:rPr>
-          <w:rFonts w:ascii="Times New Roman" w:cs="Times New Roman" w:eastAsia="Times New Roman" w:hAnsi="Times New Roman"/>
+          <w:b w:val="1"/>
+          <w:bCs w:val="1"/>
+          <w:color w:val="000000"/>
+        </w:rPr>
+      </w:pPr>
+      <w:r>
+        <w:rPr>
+          <w:rFonts w:ascii="Times New Roman" w:cs="Times New Roman" w:eastAsia="Times New Roman" w:hAnsi="Times New Roman"/>
+          <w:b w:val="1"/>
+          <w:bCs w:val="1"/>
           <w:color w:val="000000"/>
           <w:rtl w:val="0"/>
         </w:rPr>
@@ -2291,12 +2291,16 @@
         <w:spacing w:after="280" w:before="280" w:line="240" w:lineRule="auto"/>
         <w:rPr>
           <w:rFonts w:ascii="Times New Roman" w:cs="Times New Roman" w:eastAsia="Times New Roman" w:hAnsi="Times New Roman"/>
-          <w:color w:val="000000"/>
-        </w:rPr>
-      </w:pPr>
-      <w:r>
-        <w:rPr>
-          <w:rFonts w:ascii="Times New Roman" w:cs="Times New Roman" w:eastAsia="Times New Roman" w:hAnsi="Times New Roman"/>
+          <w:b w:val="1"/>
+          <w:bCs w:val="1"/>
+          <w:color w:val="000000"/>
+        </w:rPr>
+      </w:pPr>
+      <w:r>
+        <w:rPr>
+          <w:rFonts w:ascii="Times New Roman" w:cs="Times New Roman" w:eastAsia="Times New Roman" w:hAnsi="Times New Roman"/>
+          <w:b w:val="1"/>
+          <w:bCs w:val="1"/>
           <w:color w:val="000000"/>
           <w:rtl w:val="0"/>
         </w:rPr>
@@ -2308,12 +2312,16 @@
         <w:spacing w:after="280" w:before="280" w:line="240" w:lineRule="auto"/>
         <w:rPr>
           <w:rFonts w:ascii="Times New Roman" w:cs="Times New Roman" w:eastAsia="Times New Roman" w:hAnsi="Times New Roman"/>
-          <w:color w:val="000000"/>
-        </w:rPr>
-      </w:pPr>
-      <w:r>
-        <w:rPr>
-          <w:rFonts w:ascii="Times New Roman" w:cs="Times New Roman" w:eastAsia="Times New Roman" w:hAnsi="Times New Roman"/>
+          <w:b w:val="1"/>
+          <w:bCs w:val="1"/>
+          <w:color w:val="000000"/>
+        </w:rPr>
+      </w:pPr>
+      <w:r>
+        <w:rPr>
+          <w:rFonts w:ascii="Times New Roman" w:cs="Times New Roman" w:eastAsia="Times New Roman" w:hAnsi="Times New Roman"/>
+          <w:b w:val="1"/>
+          <w:bCs w:val="1"/>
           <w:color w:val="000000"/>
           <w:rtl w:val="0"/>
         </w:rPr>
@@ -2325,12 +2333,16 @@
         <w:spacing w:after="280" w:before="280" w:line="240" w:lineRule="auto"/>
         <w:rPr>
           <w:rFonts w:ascii="Times New Roman" w:cs="Times New Roman" w:eastAsia="Times New Roman" w:hAnsi="Times New Roman"/>
-          <w:color w:val="000000"/>
-        </w:rPr>
-      </w:pPr>
-      <w:r>
-        <w:rPr>
-          <w:rFonts w:ascii="Times New Roman" w:cs="Times New Roman" w:eastAsia="Times New Roman" w:hAnsi="Times New Roman"/>
+          <w:b w:val="1"/>
+          <w:bCs w:val="1"/>
+          <w:color w:val="000000"/>
+        </w:rPr>
+      </w:pPr>
+      <w:r>
+        <w:rPr>
+          <w:rFonts w:ascii="Times New Roman" w:cs="Times New Roman" w:eastAsia="Times New Roman" w:hAnsi="Times New Roman"/>
+          <w:b w:val="1"/>
+          <w:bCs w:val="1"/>
           <w:color w:val="000000"/>
           <w:rtl w:val="0"/>
         </w:rPr>
@@ -2342,12 +2354,16 @@
         <w:spacing w:after="280" w:before="280" w:line="240" w:lineRule="auto"/>
         <w:rPr>
           <w:rFonts w:ascii="Times New Roman" w:cs="Times New Roman" w:eastAsia="Times New Roman" w:hAnsi="Times New Roman"/>
-          <w:color w:val="000000"/>
-        </w:rPr>
-      </w:pPr>
-      <w:r>
-        <w:rPr>
-          <w:rFonts w:ascii="Times New Roman" w:cs="Times New Roman" w:eastAsia="Times New Roman" w:hAnsi="Times New Roman"/>
+          <w:b w:val="1"/>
+          <w:bCs w:val="1"/>
+          <w:color w:val="000000"/>
+        </w:rPr>
+      </w:pPr>
+      <w:r>
+        <w:rPr>
+          <w:rFonts w:ascii="Times New Roman" w:cs="Times New Roman" w:eastAsia="Times New Roman" w:hAnsi="Times New Roman"/>
+          <w:b w:val="1"/>
+          <w:bCs w:val="1"/>
           <w:color w:val="000000"/>
           <w:rtl w:val="0"/>
         </w:rPr>
@@ -2361,12 +2377,16 @@
         <w:spacing w:after="280" w:before="280" w:line="240" w:lineRule="auto"/>
         <w:rPr>
           <w:rFonts w:ascii="Times New Roman" w:cs="Times New Roman" w:eastAsia="Times New Roman" w:hAnsi="Times New Roman"/>
-          <w:color w:val="000000"/>
-        </w:rPr>
-      </w:pPr>
-      <w:r>
-        <w:rPr>
-          <w:rFonts w:ascii="Times New Roman" w:cs="Times New Roman" w:eastAsia="Times New Roman" w:hAnsi="Times New Roman"/>
+          <w:b w:val="1"/>
+          <w:bCs w:val="1"/>
+          <w:color w:val="000000"/>
+        </w:rPr>
+      </w:pPr>
+      <w:r>
+        <w:rPr>
+          <w:rFonts w:ascii="Times New Roman" w:cs="Times New Roman" w:eastAsia="Times New Roman" w:hAnsi="Times New Roman"/>
+          <w:b w:val="1"/>
+          <w:bCs w:val="1"/>
           <w:color w:val="000000"/>
           <w:rtl w:val="0"/>
         </w:rPr>
@@ -2630,8 +2650,8 @@
       <w:r>
         <w:rPr>
           <w:rFonts w:ascii="Times New Roman" w:cs="Times New Roman" w:eastAsia="Times New Roman" w:hAnsi="Times New Roman"/>
-          <w:b w:val="0"/>
-          <w:bCs w:val="0"/>
+          <w:b w:val="1"/>
+          <w:bCs w:val="1"/>
           <w:i w:val="0"/>
           <w:iCs w:val="0"/>
           <w:smallCaps w:val="0"/>
@@ -2646,50 +2666,45 @@
         </w:rPr>
         <w:t xml:space="preserve">Turin le 4 Juillet 1861.</w:t>
       </w:r>
-      <w:r>
-        <w:rPr>
-          <w:rtl w:val="0"/>
-        </w:rPr>
-      </w:r>
-    </w:p>
-    <w:p>
-      <w:pPr>
-        <w:keepNext w:val="0"/>
-        <w:keepLines w:val="0"/>
-        <w:pageBreakBefore w:val="0"/>
-        <w:widowControl w:val="1"/>
-        <w:pBdr>
-          <w:top w:space="0" w:sz="0" w:val="nil"/>
-          <w:left w:space="0" w:sz="0" w:val="nil"/>
-          <w:bottom w:space="0" w:sz="0" w:val="nil"/>
-          <w:right w:space="0" w:sz="0" w:val="nil"/>
-          <w:between w:space="0" w:sz="0" w:val="nil"/>
-        </w:pBdr>
-        <w:shd w:fill="auto" w:val="clear"/>
-        <w:spacing w:after="160" w:before="0" w:line="240" w:lineRule="auto"/>
-        <w:ind w:left="0" w:right="0" w:firstLine="0"/>
-        <w:jc w:val="left"/>
-        <w:rPr>
-          <w:rFonts w:ascii="Times New Roman" w:cs="Times New Roman" w:eastAsia="Times New Roman" w:hAnsi="Times New Roman"/>
-          <w:b w:val="0"/>
-          <w:bCs w:val="0"/>
-          <w:i w:val="0"/>
-          <w:iCs w:val="0"/>
-          <w:smallCaps w:val="0"/>
-          <w:strike w:val="0"/>
-          <w:color w:val="000000"/>
-          <w:sz w:val="24"/>
-          <w:szCs w:val="24"/>
-          <w:u w:val="none"/>
-          <w:shd w:fill="auto" w:val="clear"/>
-          <w:vertAlign w:val="baseline"/>
-        </w:rPr>
-      </w:pPr>
-      <w:r>
-        <w:rPr>
-          <w:rFonts w:ascii="Times New Roman" w:cs="Times New Roman" w:eastAsia="Times New Roman" w:hAnsi="Times New Roman"/>
-          <w:b w:val="0"/>
-          <w:bCs w:val="0"/>
+    </w:p>
+    <w:p>
+      <w:pPr>
+        <w:keepNext w:val="0"/>
+        <w:keepLines w:val="0"/>
+        <w:pageBreakBefore w:val="0"/>
+        <w:widowControl w:val="1"/>
+        <w:pBdr>
+          <w:top w:space="0" w:sz="0" w:val="nil"/>
+          <w:left w:space="0" w:sz="0" w:val="nil"/>
+          <w:bottom w:space="0" w:sz="0" w:val="nil"/>
+          <w:right w:space="0" w:sz="0" w:val="nil"/>
+          <w:between w:space="0" w:sz="0" w:val="nil"/>
+        </w:pBdr>
+        <w:shd w:fill="auto" w:val="clear"/>
+        <w:spacing w:after="160" w:before="0" w:line="240" w:lineRule="auto"/>
+        <w:ind w:left="0" w:right="0" w:firstLine="0"/>
+        <w:jc w:val="left"/>
+        <w:rPr>
+          <w:rFonts w:ascii="Times New Roman" w:cs="Times New Roman" w:eastAsia="Times New Roman" w:hAnsi="Times New Roman"/>
+          <w:b w:val="1"/>
+          <w:bCs w:val="1"/>
+          <w:i w:val="0"/>
+          <w:iCs w:val="0"/>
+          <w:smallCaps w:val="0"/>
+          <w:strike w:val="0"/>
+          <w:color w:val="000000"/>
+          <w:sz w:val="24"/>
+          <w:szCs w:val="24"/>
+          <w:u w:val="none"/>
+          <w:shd w:fill="auto" w:val="clear"/>
+          <w:vertAlign w:val="baseline"/>
+        </w:rPr>
+      </w:pPr>
+      <w:r>
+        <w:rPr>
+          <w:rFonts w:ascii="Times New Roman" w:cs="Times New Roman" w:eastAsia="Times New Roman" w:hAnsi="Times New Roman"/>
+          <w:b w:val="1"/>
+          <w:bCs w:val="1"/>
           <w:i w:val="0"/>
           <w:iCs w:val="0"/>
           <w:smallCaps w:val="0"/>
@@ -2743,8 +2758,8 @@
       <w:r>
         <w:rPr>
           <w:rFonts w:ascii="Times New Roman" w:cs="Times New Roman" w:eastAsia="Times New Roman" w:hAnsi="Times New Roman"/>
-          <w:b w:val="0"/>
-          <w:bCs w:val="0"/>
+          <w:b w:val="1"/>
+          <w:bCs w:val="1"/>
           <w:i w:val="0"/>
           <w:iCs w:val="0"/>
           <w:smallCaps w:val="0"/>
@@ -2759,50 +2774,45 @@
         </w:rPr>
         <w:t xml:space="preserve">Altesse,</w:t>
       </w:r>
-      <w:r>
-        <w:rPr>
-          <w:rtl w:val="0"/>
-        </w:rPr>
-      </w:r>
-    </w:p>
-    <w:p>
-      <w:pPr>
-        <w:keepNext w:val="0"/>
-        <w:keepLines w:val="0"/>
-        <w:pageBreakBefore w:val="0"/>
-        <w:widowControl w:val="1"/>
-        <w:pBdr>
-          <w:top w:space="0" w:sz="0" w:val="nil"/>
-          <w:left w:space="0" w:sz="0" w:val="nil"/>
-          <w:bottom w:space="0" w:sz="0" w:val="nil"/>
-          <w:right w:space="0" w:sz="0" w:val="nil"/>
-          <w:between w:space="0" w:sz="0" w:val="nil"/>
-        </w:pBdr>
-        <w:shd w:fill="auto" w:val="clear"/>
-        <w:spacing w:after="160" w:before="0" w:line="240" w:lineRule="auto"/>
-        <w:ind w:left="0" w:right="0" w:firstLine="0"/>
-        <w:jc w:val="left"/>
-        <w:rPr>
-          <w:rFonts w:ascii="Times New Roman" w:cs="Times New Roman" w:eastAsia="Times New Roman" w:hAnsi="Times New Roman"/>
-          <w:b w:val="0"/>
-          <w:bCs w:val="0"/>
-          <w:i w:val="0"/>
-          <w:iCs w:val="0"/>
-          <w:smallCaps w:val="0"/>
-          <w:strike w:val="0"/>
-          <w:color w:val="000000"/>
-          <w:sz w:val="24"/>
-          <w:szCs w:val="24"/>
-          <w:u w:val="none"/>
-          <w:shd w:fill="auto" w:val="clear"/>
-          <w:vertAlign w:val="baseline"/>
-        </w:rPr>
-      </w:pPr>
-      <w:r>
-        <w:rPr>
-          <w:rFonts w:ascii="Times New Roman" w:cs="Times New Roman" w:eastAsia="Times New Roman" w:hAnsi="Times New Roman"/>
-          <w:b w:val="0"/>
-          <w:bCs w:val="0"/>
+    </w:p>
+    <w:p>
+      <w:pPr>
+        <w:keepNext w:val="0"/>
+        <w:keepLines w:val="0"/>
+        <w:pageBreakBefore w:val="0"/>
+        <w:widowControl w:val="1"/>
+        <w:pBdr>
+          <w:top w:space="0" w:sz="0" w:val="nil"/>
+          <w:left w:space="0" w:sz="0" w:val="nil"/>
+          <w:bottom w:space="0" w:sz="0" w:val="nil"/>
+          <w:right w:space="0" w:sz="0" w:val="nil"/>
+          <w:between w:space="0" w:sz="0" w:val="nil"/>
+        </w:pBdr>
+        <w:shd w:fill="auto" w:val="clear"/>
+        <w:spacing w:after="160" w:before="0" w:line="240" w:lineRule="auto"/>
+        <w:ind w:left="0" w:right="0" w:firstLine="0"/>
+        <w:jc w:val="left"/>
+        <w:rPr>
+          <w:rFonts w:ascii="Times New Roman" w:cs="Times New Roman" w:eastAsia="Times New Roman" w:hAnsi="Times New Roman"/>
+          <w:b w:val="1"/>
+          <w:bCs w:val="1"/>
+          <w:i w:val="0"/>
+          <w:iCs w:val="0"/>
+          <w:smallCaps w:val="0"/>
+          <w:strike w:val="0"/>
+          <w:color w:val="000000"/>
+          <w:sz w:val="24"/>
+          <w:szCs w:val="24"/>
+          <w:u w:val="none"/>
+          <w:shd w:fill="auto" w:val="clear"/>
+          <w:vertAlign w:val="baseline"/>
+        </w:rPr>
+      </w:pPr>
+      <w:r>
+        <w:rPr>
+          <w:rFonts w:ascii="Times New Roman" w:cs="Times New Roman" w:eastAsia="Times New Roman" w:hAnsi="Times New Roman"/>
+          <w:b w:val="1"/>
+          <w:bCs w:val="1"/>
           <w:i w:val="0"/>
           <w:iCs w:val="0"/>
           <w:smallCaps w:val="0"/>
@@ -2820,6 +2830,8 @@
       <w:r>
         <w:rPr>
           <w:rFonts w:ascii="Times New Roman" w:cs="Times New Roman" w:eastAsia="Times New Roman" w:hAnsi="Times New Roman"/>
+          <w:b w:val="1"/>
+          <w:bCs w:val="1"/>
           <w:rtl w:val="0"/>
         </w:rPr>
         <w:t xml:space="preserve">s'abstenant</w:t>
@@ -2827,8 +2839,8 @@
       <w:r>
         <w:rPr>
           <w:rFonts w:ascii="Times New Roman" w:cs="Times New Roman" w:eastAsia="Times New Roman" w:hAnsi="Times New Roman"/>
-          <w:b w:val="0"/>
-          <w:bCs w:val="0"/>
+          <w:b w:val="1"/>
+          <w:bCs w:val="1"/>
           <w:i w:val="0"/>
           <w:iCs w:val="0"/>
           <w:smallCaps w:val="0"/>
@@ -2846,6 +2858,8 @@
       <w:r>
         <w:rPr>
           <w:rFonts w:ascii="Times New Roman" w:cs="Times New Roman" w:eastAsia="Times New Roman" w:hAnsi="Times New Roman"/>
+          <w:b w:val="1"/>
+          <w:bCs w:val="1"/>
           <w:rtl w:val="0"/>
         </w:rPr>
         <w:t xml:space="preserve">quarante francs</w:t>
@@ -2853,8 +2867,8 @@
       <w:r>
         <w:rPr>
           <w:rFonts w:ascii="Times New Roman" w:cs="Times New Roman" w:eastAsia="Times New Roman" w:hAnsi="Times New Roman"/>
-          <w:b w:val="0"/>
-          <w:bCs w:val="0"/>
+          <w:b w:val="1"/>
+          <w:bCs w:val="1"/>
           <w:i w:val="0"/>
           <w:iCs w:val="0"/>
           <w:smallCaps w:val="0"/>
@@ -2872,6 +2886,8 @@
       <w:r>
         <w:rPr>
           <w:rFonts w:ascii="Times New Roman" w:cs="Times New Roman" w:eastAsia="Times New Roman" w:hAnsi="Times New Roman"/>
+          <w:b w:val="1"/>
+          <w:bCs w:val="1"/>
           <w:rtl w:val="0"/>
         </w:rPr>
         <w:t xml:space="preserve">quarante francs</w:t>
@@ -2879,8 +2895,8 @@
       <w:r>
         <w:rPr>
           <w:rFonts w:ascii="Times New Roman" w:cs="Times New Roman" w:eastAsia="Times New Roman" w:hAnsi="Times New Roman"/>
-          <w:b w:val="0"/>
-          <w:bCs w:val="0"/>
+          <w:b w:val="1"/>
+          <w:bCs w:val="1"/>
           <w:i w:val="0"/>
           <w:iCs w:val="0"/>
           <w:smallCaps w:val="0"/>
@@ -2915,25 +2931,25 @@
         <w:jc w:val="left"/>
         <w:rPr>
           <w:rFonts w:ascii="Times New Roman" w:cs="Times New Roman" w:eastAsia="Times New Roman" w:hAnsi="Times New Roman"/>
-          <w:b w:val="0"/>
-          <w:bCs w:val="0"/>
-          <w:i w:val="0"/>
-          <w:iCs w:val="0"/>
-          <w:smallCaps w:val="0"/>
-          <w:strike w:val="0"/>
-          <w:color w:val="000000"/>
-          <w:sz w:val="24"/>
-          <w:szCs w:val="24"/>
-          <w:u w:val="none"/>
-          <w:shd w:fill="auto" w:val="clear"/>
-          <w:vertAlign w:val="baseline"/>
-        </w:rPr>
-      </w:pPr>
-      <w:r>
-        <w:rPr>
-          <w:rFonts w:ascii="Times New Roman" w:cs="Times New Roman" w:eastAsia="Times New Roman" w:hAnsi="Times New Roman"/>
-          <w:b w:val="0"/>
-          <w:bCs w:val="0"/>
+          <w:b w:val="1"/>
+          <w:bCs w:val="1"/>
+          <w:i w:val="0"/>
+          <w:iCs w:val="0"/>
+          <w:smallCaps w:val="0"/>
+          <w:strike w:val="0"/>
+          <w:color w:val="000000"/>
+          <w:sz w:val="24"/>
+          <w:szCs w:val="24"/>
+          <w:u w:val="none"/>
+          <w:shd w:fill="auto" w:val="clear"/>
+          <w:vertAlign w:val="baseline"/>
+        </w:rPr>
+      </w:pPr>
+      <w:r>
+        <w:rPr>
+          <w:rFonts w:ascii="Times New Roman" w:cs="Times New Roman" w:eastAsia="Times New Roman" w:hAnsi="Times New Roman"/>
+          <w:b w:val="1"/>
+          <w:bCs w:val="1"/>
           <w:i w:val="0"/>
           <w:iCs w:val="0"/>
           <w:smallCaps w:val="0"/>
@@ -2951,6 +2967,8 @@
       <w:r>
         <w:rPr>
           <w:rFonts w:ascii="Times New Roman" w:cs="Times New Roman" w:eastAsia="Times New Roman" w:hAnsi="Times New Roman"/>
+          <w:b w:val="1"/>
+          <w:bCs w:val="1"/>
           <w:rtl w:val="0"/>
         </w:rPr>
         <w:t xml:space="preserve">effet, j'ai</w:t>
@@ -2958,8 +2976,8 @@
       <w:r>
         <w:rPr>
           <w:rFonts w:ascii="Times New Roman" w:cs="Times New Roman" w:eastAsia="Times New Roman" w:hAnsi="Times New Roman"/>
-          <w:b w:val="0"/>
-          <w:bCs w:val="0"/>
+          <w:b w:val="1"/>
+          <w:bCs w:val="1"/>
           <w:i w:val="0"/>
           <w:iCs w:val="0"/>
           <w:smallCaps w:val="0"/>
@@ -2994,25 +3012,25 @@
         <w:jc w:val="left"/>
         <w:rPr>
           <w:rFonts w:ascii="Times New Roman" w:cs="Times New Roman" w:eastAsia="Times New Roman" w:hAnsi="Times New Roman"/>
-          <w:b w:val="0"/>
-          <w:bCs w:val="0"/>
-          <w:i w:val="0"/>
-          <w:iCs w:val="0"/>
-          <w:smallCaps w:val="0"/>
-          <w:strike w:val="0"/>
-          <w:color w:val="000000"/>
-          <w:sz w:val="24"/>
-          <w:szCs w:val="24"/>
-          <w:u w:val="none"/>
-          <w:shd w:fill="auto" w:val="clear"/>
-          <w:vertAlign w:val="baseline"/>
-        </w:rPr>
-      </w:pPr>
-      <w:r>
-        <w:rPr>
-          <w:rFonts w:ascii="Times New Roman" w:cs="Times New Roman" w:eastAsia="Times New Roman" w:hAnsi="Times New Roman"/>
-          <w:b w:val="0"/>
-          <w:bCs w:val="0"/>
+          <w:b w:val="1"/>
+          <w:bCs w:val="1"/>
+          <w:i w:val="0"/>
+          <w:iCs w:val="0"/>
+          <w:smallCaps w:val="0"/>
+          <w:strike w:val="0"/>
+          <w:color w:val="000000"/>
+          <w:sz w:val="24"/>
+          <w:szCs w:val="24"/>
+          <w:u w:val="none"/>
+          <w:shd w:fill="auto" w:val="clear"/>
+          <w:vertAlign w:val="baseline"/>
+        </w:rPr>
+      </w:pPr>
+      <w:r>
+        <w:rPr>
+          <w:rFonts w:ascii="Times New Roman" w:cs="Times New Roman" w:eastAsia="Times New Roman" w:hAnsi="Times New Roman"/>
+          <w:b w:val="1"/>
+          <w:bCs w:val="1"/>
           <w:i w:val="0"/>
           <w:iCs w:val="0"/>
           <w:smallCaps w:val="0"/>
@@ -3047,25 +3065,25 @@
         <w:jc w:val="left"/>
         <w:rPr>
           <w:rFonts w:ascii="Times New Roman" w:cs="Times New Roman" w:eastAsia="Times New Roman" w:hAnsi="Times New Roman"/>
-          <w:b w:val="0"/>
-          <w:bCs w:val="0"/>
-          <w:i w:val="0"/>
-          <w:iCs w:val="0"/>
-          <w:smallCaps w:val="0"/>
-          <w:strike w:val="0"/>
-          <w:color w:val="000000"/>
-          <w:sz w:val="24"/>
-          <w:szCs w:val="24"/>
-          <w:u w:val="none"/>
-          <w:shd w:fill="auto" w:val="clear"/>
-          <w:vertAlign w:val="baseline"/>
-        </w:rPr>
-      </w:pPr>
-      <w:r>
-        <w:rPr>
-          <w:rFonts w:ascii="Times New Roman" w:cs="Times New Roman" w:eastAsia="Times New Roman" w:hAnsi="Times New Roman"/>
-          <w:b w:val="0"/>
-          <w:bCs w:val="0"/>
+          <w:b w:val="1"/>
+          <w:bCs w:val="1"/>
+          <w:i w:val="0"/>
+          <w:iCs w:val="0"/>
+          <w:smallCaps w:val="0"/>
+          <w:strike w:val="0"/>
+          <w:color w:val="000000"/>
+          <w:sz w:val="24"/>
+          <w:szCs w:val="24"/>
+          <w:u w:val="none"/>
+          <w:shd w:fill="auto" w:val="clear"/>
+          <w:vertAlign w:val="baseline"/>
+        </w:rPr>
+      </w:pPr>
+      <w:r>
+        <w:rPr>
+          <w:rFonts w:ascii="Times New Roman" w:cs="Times New Roman" w:eastAsia="Times New Roman" w:hAnsi="Times New Roman"/>
+          <w:b w:val="1"/>
+          <w:bCs w:val="1"/>
           <w:i w:val="0"/>
           <w:iCs w:val="0"/>
           <w:smallCaps w:val="0"/>
@@ -3104,25 +3122,25 @@
         <w:jc w:val="left"/>
         <w:rPr>
           <w:rFonts w:ascii="Times New Roman" w:cs="Times New Roman" w:eastAsia="Times New Roman" w:hAnsi="Times New Roman"/>
-          <w:b w:val="0"/>
-          <w:bCs w:val="0"/>
-          <w:i w:val="0"/>
-          <w:iCs w:val="0"/>
-          <w:smallCaps w:val="0"/>
-          <w:strike w:val="0"/>
-          <w:color w:val="000000"/>
-          <w:sz w:val="24"/>
-          <w:szCs w:val="24"/>
-          <w:u w:val="none"/>
-          <w:shd w:fill="auto" w:val="clear"/>
-          <w:vertAlign w:val="baseline"/>
-        </w:rPr>
-      </w:pPr>
-      <w:r>
-        <w:rPr>
-          <w:rFonts w:ascii="Times New Roman" w:cs="Times New Roman" w:eastAsia="Times New Roman" w:hAnsi="Times New Roman"/>
-          <w:b w:val="0"/>
-          <w:bCs w:val="0"/>
+          <w:b w:val="1"/>
+          <w:bCs w:val="1"/>
+          <w:i w:val="0"/>
+          <w:iCs w:val="0"/>
+          <w:smallCaps w:val="0"/>
+          <w:strike w:val="0"/>
+          <w:color w:val="000000"/>
+          <w:sz w:val="24"/>
+          <w:szCs w:val="24"/>
+          <w:u w:val="none"/>
+          <w:shd w:fill="auto" w:val="clear"/>
+          <w:vertAlign w:val="baseline"/>
+        </w:rPr>
+      </w:pPr>
+      <w:r>
+        <w:rPr>
+          <w:rFonts w:ascii="Times New Roman" w:cs="Times New Roman" w:eastAsia="Times New Roman" w:hAnsi="Times New Roman"/>
+          <w:b w:val="1"/>
+          <w:bCs w:val="1"/>
           <w:i w:val="0"/>
           <w:iCs w:val="0"/>
           <w:smallCaps w:val="0"/>
